--- a/Project Plan Empty Format.docx
+++ b/Project Plan Empty Format.docx
@@ -1,6 +1,6 @@
 
 <file path=word/document.xml><?xml version="1.0" encoding="utf-8"?>
-<w:document xmlns:wpc="http://schemas.microsoft.com/office/word/2010/wordprocessingCanvas" xmlns:cx="http://schemas.microsoft.com/office/drawing/2014/chartex" xmlns:cx1="http://schemas.microsoft.com/office/drawing/2015/9/8/chartex" xmlns:cx2="http://schemas.microsoft.com/office/drawing/2015/10/21/chartex" xmlns:cx3="http://schemas.microsoft.com/office/drawing/2016/5/9/chartex" xmlns:cx4="http://schemas.microsoft.com/office/drawing/2016/5/10/chartex" xmlns:cx5="http://schemas.microsoft.com/office/drawing/2016/5/11/chartex" xmlns:cx6="http://schemas.microsoft.com/office/drawing/2016/5/12/chartex" xmlns:cx7="http://schemas.microsoft.com/office/drawing/2016/5/13/chartex" xmlns:cx8="http://schemas.microsoft.com/office/drawing/2016/5/14/chartex" xmlns:mc="http://schemas.openxmlformats.org/markup-compatibility/2006" xmlns:aink="http://schemas.microsoft.com/office/drawing/2016/ink" xmlns:am3d="http://schemas.microsoft.com/office/drawing/2017/model3d" xmlns:o="urn:schemas-microsoft-com:office:office" xmlns:oel="http://schemas.microsoft.com/office/2019/extlst" xmlns:r="http://schemas.openxmlformats.org/officeDocument/2006/relationships" xmlns:m="http://schemas.openxmlformats.org/officeDocument/2006/math" xmlns:v="urn:schemas-microsoft-com:vml" xmlns:wp14="http://schemas.microsoft.com/office/word/2010/wordprocessingDrawing" xmlns:wp="http://schemas.openxmlformats.org/drawingml/2006/wordprocessingDrawing" xmlns:w10="urn:schemas-microsoft-com:office:word" xmlns:w="http://schemas.openxmlformats.org/wordprocessingml/2006/main" xmlns:w14="http://schemas.microsoft.com/office/word/2010/wordml" xmlns:w15="http://schemas.microsoft.com/office/word/2012/wordml" xmlns:w16cex="http://schemas.microsoft.com/office/word/2018/wordml/cex" xmlns:w16cid="http://schemas.microsoft.com/office/word/2016/wordml/cid" xmlns:w16="http://schemas.microsoft.com/office/word/2018/wordml" xmlns:w16du="http://schemas.microsoft.com/office/word/2023/wordml/word16du" xmlns:w16sdtdh="http://schemas.microsoft.com/office/word/2020/wordml/sdtdatahash" xmlns:w16sdtfl="http://schemas.microsoft.com/office/word/2024/wordml/sdtformatlock" xmlns:w16se="http://schemas.microsoft.com/office/word/2015/wordml/symex" xmlns:wpg="http://schemas.microsoft.com/office/word/2010/wordprocessingGroup" xmlns:wpi="http://schemas.microsoft.com/office/word/2010/wordprocessingInk" xmlns:wne="http://schemas.microsoft.com/office/word/2006/wordml" xmlns:wps="http://schemas.microsoft.com/office/word/2010/wordprocessingShape" mc:Ignorable="w14 w15 w16se w16cid w16 w16cex w16sdtdh w16sdtfl w16du wp14">
+<w:document xmlns:wpc="http://schemas.microsoft.com/office/word/2010/wordprocessingCanvas" xmlns:cx="http://schemas.microsoft.com/office/drawing/2014/chartex" xmlns:cx1="http://schemas.microsoft.com/office/drawing/2015/9/8/chartex" xmlns:cx2="http://schemas.microsoft.com/office/drawing/2015/10/21/chartex" xmlns:cx3="http://schemas.microsoft.com/office/drawing/2016/5/9/chartex" xmlns:cx4="http://schemas.microsoft.com/office/drawing/2016/5/10/chartex" xmlns:cx5="http://schemas.microsoft.com/office/drawing/2016/5/11/chartex" xmlns:cx6="http://schemas.microsoft.com/office/drawing/2016/5/12/chartex" xmlns:cx7="http://schemas.microsoft.com/office/drawing/2016/5/13/chartex" xmlns:cx8="http://schemas.microsoft.com/office/drawing/2016/5/14/chartex" xmlns:mc="http://schemas.openxmlformats.org/markup-compatibility/2006" xmlns:aink="http://schemas.microsoft.com/office/drawing/2016/ink" xmlns:am3d="http://schemas.microsoft.com/office/drawing/2017/model3d" xmlns:o="urn:schemas-microsoft-com:office:office" xmlns:oel="http://schemas.microsoft.com/office/2019/extlst" xmlns:r="http://schemas.openxmlformats.org/officeDocument/2006/relationships" xmlns:m="http://schemas.openxmlformats.org/officeDocument/2006/math" xmlns:v="urn:schemas-microsoft-com:vml" xmlns:wp14="http://schemas.microsoft.com/office/word/2010/wordprocessingDrawing" xmlns:wp="http://schemas.openxmlformats.org/drawingml/2006/wordprocessingDrawing" xmlns:w10="urn:schemas-microsoft-com:office:word" xmlns:w="http://schemas.openxmlformats.org/wordprocessingml/2006/main" xmlns:w14="http://schemas.microsoft.com/office/word/2010/wordml" xmlns:w15="http://schemas.microsoft.com/office/word/2012/wordml" xmlns:w16cex="http://schemas.microsoft.com/office/word/2018/wordml/cex" xmlns:w16cid="http://schemas.microsoft.com/office/word/2016/wordml/cid" xmlns:w16="http://schemas.microsoft.com/office/word/2018/wordml" xmlns:w16sdtdh="http://schemas.microsoft.com/office/word/2020/wordml/sdtdatahash" xmlns:w16se="http://schemas.microsoft.com/office/word/2015/wordml/symex" xmlns:wpg="http://schemas.microsoft.com/office/word/2010/wordprocessingGroup" xmlns:wpi="http://schemas.microsoft.com/office/word/2010/wordprocessingInk" xmlns:wne="http://schemas.microsoft.com/office/word/2006/wordml" xmlns:wps="http://schemas.microsoft.com/office/word/2010/wordprocessingShape" mc:Ignorable="w14 w15 w16se w16cid w16 w16cex w16sdtdh wp14">
   <w:body>
     <w:p>
       <w:pPr>
@@ -53,14 +53,15 @@
           <w:rFonts w:ascii="Helvetica" w:hAnsi="Helvetica" w:cs="Helvetica"/>
           <w:b/>
           <w:bCs/>
+          <w:noProof/>
           <w:sz w:val="40"/>
           <w:szCs w:val="40"/>
           <w:u w:val="single"/>
         </w:rPr>
         <w:drawing>
-          <wp:inline distT="0" distB="0" distL="0" distR="0" wp14:anchorId="21C8623B" wp14:editId="54057AAF">
-            <wp:extent cx="5731510" cy="2608580"/>
-            <wp:effectExtent l="0" t="0" r="2540" b="1270"/>
+          <wp:inline distT="0" distB="0" distL="0" distR="0" wp14:anchorId="21C8623B" wp14:editId="7C8F8414">
+            <wp:extent cx="6505650" cy="2960914"/>
+            <wp:effectExtent l="0" t="0" r="0" b="0"/>
             <wp:docPr id="2066554090" name="Picture 1"/>
             <wp:cNvGraphicFramePr>
               <a:graphicFrameLocks xmlns:a="http://schemas.openxmlformats.org/drawingml/2006/main" noChangeAspect="1"/>
@@ -81,7 +82,7 @@
                   <pic:spPr>
                     <a:xfrm>
                       <a:off x="0" y="0"/>
-                      <a:ext cx="5731510" cy="2608580"/>
+                      <a:ext cx="6516460" cy="2965834"/>
                     </a:xfrm>
                     <a:prstGeom prst="rect">
                       <a:avLst/>
@@ -120,7 +121,7 @@
       </w:tblPr>
       <w:tblGrid>
         <w:gridCol w:w="1052"/>
-        <w:gridCol w:w="755"/>
+        <w:gridCol w:w="2884"/>
         <w:gridCol w:w="1870"/>
         <w:gridCol w:w="1844"/>
       </w:tblGrid>
@@ -356,6 +357,16 @@
                 <w:iCs/>
               </w:rPr>
             </w:pPr>
+            <w:r>
+              <w:rPr>
+                <w:rFonts w:ascii="Helvetica" w:hAnsi="Helvetica" w:cs="Helvetica"/>
+                <w:b/>
+                <w:bCs/>
+                <w:i/>
+                <w:iCs/>
+              </w:rPr>
+              <w:t>Create customer</w:t>
+            </w:r>
           </w:p>
         </w:tc>
         <w:tc>
@@ -374,6 +385,12 @@
                 <w:rFonts w:ascii="Helvetica" w:hAnsi="Helvetica" w:cs="Helvetica"/>
               </w:rPr>
             </w:pPr>
+            <w:r>
+              <w:rPr>
+                <w:rFonts w:ascii="Helvetica" w:hAnsi="Helvetica" w:cs="Helvetica"/>
+              </w:rPr>
+              <w:t>3</w:t>
+            </w:r>
           </w:p>
         </w:tc>
         <w:tc>
@@ -448,83 +465,7 @@
                 <w:iCs/>
               </w:rPr>
             </w:pPr>
-          </w:p>
-        </w:tc>
-        <w:tc>
-          <w:tcPr>
-            <w:tcW w:w="0" w:type="auto"/>
-            <w:tcBorders>
-              <w:left w:val="single" w:sz="4" w:space="0" w:color="E59EDC" w:themeColor="accent5" w:themeTint="66"/>
-            </w:tcBorders>
-          </w:tcPr>
-          <w:p>
-            <w:pPr>
-              <w:jc w:val="center"/>
-              <w:cnfStyle w:val="000000100000" w:firstRow="0" w:lastRow="0" w:firstColumn="0" w:lastColumn="0" w:oddVBand="0" w:evenVBand="0" w:oddHBand="1" w:evenHBand="0" w:firstRowFirstColumn="0" w:firstRowLastColumn="0" w:lastRowFirstColumn="0" w:lastRowLastColumn="0"/>
-              <w:rPr>
-                <w:rFonts w:ascii="Helvetica" w:hAnsi="Helvetica" w:cs="Helvetica"/>
-              </w:rPr>
-            </w:pPr>
-          </w:p>
-        </w:tc>
-        <w:tc>
-          <w:tcPr>
-            <w:tcW w:w="0" w:type="auto"/>
-          </w:tcPr>
-          <w:p>
-            <w:pPr>
-              <w:jc w:val="center"/>
-              <w:cnfStyle w:val="000000100000" w:firstRow="0" w:lastRow="0" w:firstColumn="0" w:lastColumn="0" w:oddVBand="0" w:evenVBand="0" w:oddHBand="1" w:evenHBand="0" w:firstRowFirstColumn="0" w:firstRowLastColumn="0" w:lastRowFirstColumn="0" w:lastRowLastColumn="0"/>
-              <w:rPr>
-                <w:rFonts w:ascii="Helvetica" w:hAnsi="Helvetica" w:cs="Helvetica"/>
-              </w:rPr>
-            </w:pPr>
-          </w:p>
-        </w:tc>
-      </w:tr>
-      <w:tr>
-        <w:tc>
-          <w:tcPr>
-            <w:cnfStyle w:val="001000000000" w:firstRow="0" w:lastRow="0" w:firstColumn="1" w:lastColumn="0" w:oddVBand="0" w:evenVBand="0" w:oddHBand="0" w:evenHBand="0" w:firstRowFirstColumn="0" w:firstRowLastColumn="0" w:lastRowFirstColumn="0" w:lastRowLastColumn="0"/>
-            <w:tcW w:w="0" w:type="auto"/>
-            <w:tcBorders>
-              <w:top w:val="single" w:sz="4" w:space="0" w:color="E59EDC" w:themeColor="accent5" w:themeTint="66"/>
-              <w:left w:val="single" w:sz="4" w:space="0" w:color="E59EDC" w:themeColor="accent5" w:themeTint="66"/>
-              <w:bottom w:val="single" w:sz="4" w:space="0" w:color="E59EDC" w:themeColor="accent5" w:themeTint="66"/>
-              <w:right w:val="single" w:sz="4" w:space="0" w:color="E59EDC" w:themeColor="accent5" w:themeTint="66"/>
-            </w:tcBorders>
-          </w:tcPr>
-          <w:p>
-            <w:pPr>
-              <w:jc w:val="center"/>
-              <w:rPr>
-                <w:rFonts w:ascii="Helvetica" w:hAnsi="Helvetica" w:cs="Helvetica"/>
-                <w:i w:val="0"/>
-                <w:iCs w:val="0"/>
-              </w:rPr>
-            </w:pPr>
-            <w:r>
-              <w:rPr>
-                <w:rFonts w:ascii="Helvetica" w:hAnsi="Helvetica" w:cs="Helvetica"/>
-                <w:i w:val="0"/>
-                <w:iCs w:val="0"/>
-              </w:rPr>
-              <w:t>T3</w:t>
-            </w:r>
-          </w:p>
-        </w:tc>
-        <w:tc>
-          <w:tcPr>
-            <w:tcW w:w="0" w:type="auto"/>
-            <w:tcBorders>
-              <w:left w:val="single" w:sz="4" w:space="0" w:color="E59EDC" w:themeColor="accent5" w:themeTint="66"/>
-              <w:right w:val="single" w:sz="4" w:space="0" w:color="E59EDC" w:themeColor="accent5" w:themeTint="66"/>
-            </w:tcBorders>
-          </w:tcPr>
-          <w:p>
-            <w:pPr>
-              <w:jc w:val="center"/>
-              <w:cnfStyle w:val="000000000000" w:firstRow="0" w:lastRow="0" w:firstColumn="0" w:lastColumn="0" w:oddVBand="0" w:evenVBand="0" w:oddHBand="0" w:evenHBand="0" w:firstRowFirstColumn="0" w:firstRowLastColumn="0" w:lastRowFirstColumn="0" w:lastRowLastColumn="0"/>
+            <w:r>
               <w:rPr>
                 <w:rFonts w:ascii="Helvetica" w:hAnsi="Helvetica" w:cs="Helvetica"/>
                 <w:b/>
@@ -532,7 +473,18 @@
                 <w:i/>
                 <w:iCs/>
               </w:rPr>
-            </w:pPr>
+              <w:t xml:space="preserve">Create </w:t>
+            </w:r>
+            <w:r>
+              <w:rPr>
+                <w:rFonts w:ascii="Helvetica" w:hAnsi="Helvetica" w:cs="Helvetica"/>
+                <w:b/>
+                <w:bCs/>
+                <w:i/>
+                <w:iCs/>
+              </w:rPr>
+              <w:t>newsagent</w:t>
+            </w:r>
           </w:p>
         </w:tc>
         <w:tc>
@@ -545,11 +497,128 @@
           <w:p>
             <w:pPr>
               <w:jc w:val="center"/>
+              <w:cnfStyle w:val="000000100000" w:firstRow="0" w:lastRow="0" w:firstColumn="0" w:lastColumn="0" w:oddVBand="0" w:evenVBand="0" w:oddHBand="1" w:evenHBand="0" w:firstRowFirstColumn="0" w:firstRowLastColumn="0" w:lastRowFirstColumn="0" w:lastRowLastColumn="0"/>
+              <w:rPr>
+                <w:rFonts w:ascii="Helvetica" w:hAnsi="Helvetica" w:cs="Helvetica"/>
+              </w:rPr>
+            </w:pPr>
+            <w:r>
+              <w:rPr>
+                <w:rFonts w:ascii="Helvetica" w:hAnsi="Helvetica" w:cs="Helvetica"/>
+              </w:rPr>
+              <w:t>3</w:t>
+            </w:r>
+          </w:p>
+        </w:tc>
+        <w:tc>
+          <w:tcPr>
+            <w:tcW w:w="0" w:type="auto"/>
+          </w:tcPr>
+          <w:p>
+            <w:pPr>
+              <w:jc w:val="center"/>
+              <w:cnfStyle w:val="000000100000" w:firstRow="0" w:lastRow="0" w:firstColumn="0" w:lastColumn="0" w:oddVBand="0" w:evenVBand="0" w:oddHBand="1" w:evenHBand="0" w:firstRowFirstColumn="0" w:firstRowLastColumn="0" w:lastRowFirstColumn="0" w:lastRowLastColumn="0"/>
+              <w:rPr>
+                <w:rFonts w:ascii="Helvetica" w:hAnsi="Helvetica" w:cs="Helvetica"/>
+              </w:rPr>
+            </w:pPr>
+          </w:p>
+        </w:tc>
+      </w:tr>
+      <w:tr>
+        <w:tc>
+          <w:tcPr>
+            <w:cnfStyle w:val="001000000000" w:firstRow="0" w:lastRow="0" w:firstColumn="1" w:lastColumn="0" w:oddVBand="0" w:evenVBand="0" w:oddHBand="0" w:evenHBand="0" w:firstRowFirstColumn="0" w:firstRowLastColumn="0" w:lastRowFirstColumn="0" w:lastRowLastColumn="0"/>
+            <w:tcW w:w="0" w:type="auto"/>
+            <w:tcBorders>
+              <w:top w:val="single" w:sz="4" w:space="0" w:color="E59EDC" w:themeColor="accent5" w:themeTint="66"/>
+              <w:left w:val="single" w:sz="4" w:space="0" w:color="E59EDC" w:themeColor="accent5" w:themeTint="66"/>
+              <w:bottom w:val="single" w:sz="4" w:space="0" w:color="E59EDC" w:themeColor="accent5" w:themeTint="66"/>
+              <w:right w:val="single" w:sz="4" w:space="0" w:color="E59EDC" w:themeColor="accent5" w:themeTint="66"/>
+            </w:tcBorders>
+          </w:tcPr>
+          <w:p>
+            <w:pPr>
+              <w:jc w:val="center"/>
+              <w:rPr>
+                <w:rFonts w:ascii="Helvetica" w:hAnsi="Helvetica" w:cs="Helvetica"/>
+                <w:i w:val="0"/>
+                <w:iCs w:val="0"/>
+              </w:rPr>
+            </w:pPr>
+            <w:r>
+              <w:rPr>
+                <w:rFonts w:ascii="Helvetica" w:hAnsi="Helvetica" w:cs="Helvetica"/>
+                <w:i w:val="0"/>
+                <w:iCs w:val="0"/>
+              </w:rPr>
+              <w:t>T3</w:t>
+            </w:r>
+          </w:p>
+        </w:tc>
+        <w:tc>
+          <w:tcPr>
+            <w:tcW w:w="0" w:type="auto"/>
+            <w:tcBorders>
+              <w:left w:val="single" w:sz="4" w:space="0" w:color="E59EDC" w:themeColor="accent5" w:themeTint="66"/>
+              <w:right w:val="single" w:sz="4" w:space="0" w:color="E59EDC" w:themeColor="accent5" w:themeTint="66"/>
+            </w:tcBorders>
+          </w:tcPr>
+          <w:p>
+            <w:pPr>
+              <w:jc w:val="center"/>
               <w:cnfStyle w:val="000000000000" w:firstRow="0" w:lastRow="0" w:firstColumn="0" w:lastColumn="0" w:oddVBand="0" w:evenVBand="0" w:oddHBand="0" w:evenHBand="0" w:firstRowFirstColumn="0" w:firstRowLastColumn="0" w:lastRowFirstColumn="0" w:lastRowLastColumn="0"/>
               <w:rPr>
                 <w:rFonts w:ascii="Helvetica" w:hAnsi="Helvetica" w:cs="Helvetica"/>
-              </w:rPr>
-            </w:pPr>
+                <w:b/>
+                <w:bCs/>
+                <w:i/>
+                <w:iCs/>
+              </w:rPr>
+            </w:pPr>
+            <w:r>
+              <w:rPr>
+                <w:rFonts w:ascii="Helvetica" w:hAnsi="Helvetica" w:cs="Helvetica"/>
+                <w:b/>
+                <w:bCs/>
+                <w:i/>
+                <w:iCs/>
+              </w:rPr>
+              <w:t>Create</w:t>
+            </w:r>
+            <w:r>
+              <w:rPr>
+                <w:rFonts w:ascii="Helvetica" w:hAnsi="Helvetica" w:cs="Helvetica"/>
+                <w:b/>
+                <w:bCs/>
+                <w:i/>
+                <w:iCs/>
+              </w:rPr>
+              <w:t xml:space="preserve"> delivery person</w:t>
+            </w:r>
+          </w:p>
+        </w:tc>
+        <w:tc>
+          <w:tcPr>
+            <w:tcW w:w="0" w:type="auto"/>
+            <w:tcBorders>
+              <w:left w:val="single" w:sz="4" w:space="0" w:color="E59EDC" w:themeColor="accent5" w:themeTint="66"/>
+            </w:tcBorders>
+          </w:tcPr>
+          <w:p>
+            <w:pPr>
+              <w:jc w:val="center"/>
+              <w:cnfStyle w:val="000000000000" w:firstRow="0" w:lastRow="0" w:firstColumn="0" w:lastColumn="0" w:oddVBand="0" w:evenVBand="0" w:oddHBand="0" w:evenHBand="0" w:firstRowFirstColumn="0" w:firstRowLastColumn="0" w:lastRowFirstColumn="0" w:lastRowLastColumn="0"/>
+              <w:rPr>
+                <w:rFonts w:ascii="Helvetica" w:hAnsi="Helvetica" w:cs="Helvetica"/>
+              </w:rPr>
+            </w:pPr>
+            <w:r>
+              <w:rPr>
+                <w:rFonts w:ascii="Helvetica" w:hAnsi="Helvetica" w:cs="Helvetica"/>
+              </w:rPr>
+              <w:t>3</w:t>
+            </w:r>
           </w:p>
         </w:tc>
         <w:tc>
@@ -621,83 +690,7 @@
                 <w:iCs/>
               </w:rPr>
             </w:pPr>
-          </w:p>
-        </w:tc>
-        <w:tc>
-          <w:tcPr>
-            <w:tcW w:w="0" w:type="auto"/>
-            <w:tcBorders>
-              <w:left w:val="single" w:sz="4" w:space="0" w:color="E59EDC" w:themeColor="accent5" w:themeTint="66"/>
-            </w:tcBorders>
-          </w:tcPr>
-          <w:p>
-            <w:pPr>
-              <w:jc w:val="center"/>
-              <w:cnfStyle w:val="000000100000" w:firstRow="0" w:lastRow="0" w:firstColumn="0" w:lastColumn="0" w:oddVBand="0" w:evenVBand="0" w:oddHBand="1" w:evenHBand="0" w:firstRowFirstColumn="0" w:firstRowLastColumn="0" w:lastRowFirstColumn="0" w:lastRowLastColumn="0"/>
-              <w:rPr>
-                <w:rFonts w:ascii="Helvetica" w:hAnsi="Helvetica" w:cs="Helvetica"/>
-              </w:rPr>
-            </w:pPr>
-          </w:p>
-        </w:tc>
-        <w:tc>
-          <w:tcPr>
-            <w:tcW w:w="0" w:type="auto"/>
-          </w:tcPr>
-          <w:p>
-            <w:pPr>
-              <w:jc w:val="center"/>
-              <w:cnfStyle w:val="000000100000" w:firstRow="0" w:lastRow="0" w:firstColumn="0" w:lastColumn="0" w:oddVBand="0" w:evenVBand="0" w:oddHBand="1" w:evenHBand="0" w:firstRowFirstColumn="0" w:firstRowLastColumn="0" w:lastRowFirstColumn="0" w:lastRowLastColumn="0"/>
-              <w:rPr>
-                <w:rFonts w:ascii="Helvetica" w:hAnsi="Helvetica" w:cs="Helvetica"/>
-              </w:rPr>
-            </w:pPr>
-          </w:p>
-        </w:tc>
-      </w:tr>
-      <w:tr>
-        <w:tc>
-          <w:tcPr>
-            <w:cnfStyle w:val="001000000000" w:firstRow="0" w:lastRow="0" w:firstColumn="1" w:lastColumn="0" w:oddVBand="0" w:evenVBand="0" w:oddHBand="0" w:evenHBand="0" w:firstRowFirstColumn="0" w:firstRowLastColumn="0" w:lastRowFirstColumn="0" w:lastRowLastColumn="0"/>
-            <w:tcW w:w="0" w:type="auto"/>
-            <w:tcBorders>
-              <w:top w:val="single" w:sz="4" w:space="0" w:color="E59EDC" w:themeColor="accent5" w:themeTint="66"/>
-              <w:left w:val="single" w:sz="4" w:space="0" w:color="E59EDC" w:themeColor="accent5" w:themeTint="66"/>
-              <w:bottom w:val="single" w:sz="4" w:space="0" w:color="E59EDC" w:themeColor="accent5" w:themeTint="66"/>
-              <w:right w:val="single" w:sz="4" w:space="0" w:color="E59EDC" w:themeColor="accent5" w:themeTint="66"/>
-            </w:tcBorders>
-          </w:tcPr>
-          <w:p>
-            <w:pPr>
-              <w:jc w:val="center"/>
-              <w:rPr>
-                <w:rFonts w:ascii="Helvetica" w:hAnsi="Helvetica" w:cs="Helvetica"/>
-                <w:i w:val="0"/>
-                <w:iCs w:val="0"/>
-              </w:rPr>
-            </w:pPr>
-            <w:r>
-              <w:rPr>
-                <w:rFonts w:ascii="Helvetica" w:hAnsi="Helvetica" w:cs="Helvetica"/>
-                <w:i w:val="0"/>
-                <w:iCs w:val="0"/>
-              </w:rPr>
-              <w:t>T5</w:t>
-            </w:r>
-          </w:p>
-        </w:tc>
-        <w:tc>
-          <w:tcPr>
-            <w:tcW w:w="0" w:type="auto"/>
-            <w:tcBorders>
-              <w:left w:val="single" w:sz="4" w:space="0" w:color="E59EDC" w:themeColor="accent5" w:themeTint="66"/>
-              <w:right w:val="single" w:sz="4" w:space="0" w:color="E59EDC" w:themeColor="accent5" w:themeTint="66"/>
-            </w:tcBorders>
-          </w:tcPr>
-          <w:p>
-            <w:pPr>
-              <w:jc w:val="center"/>
-              <w:cnfStyle w:val="000000000000" w:firstRow="0" w:lastRow="0" w:firstColumn="0" w:lastColumn="0" w:oddVBand="0" w:evenVBand="0" w:oddHBand="0" w:evenHBand="0" w:firstRowFirstColumn="0" w:firstRowLastColumn="0" w:lastRowFirstColumn="0" w:lastRowLastColumn="0"/>
+            <w:r>
               <w:rPr>
                 <w:rFonts w:ascii="Helvetica" w:hAnsi="Helvetica" w:cs="Helvetica"/>
                 <w:b/>
@@ -705,7 +698,8 @@
                 <w:i/>
                 <w:iCs/>
               </w:rPr>
-            </w:pPr>
+              <w:t>Create order book</w:t>
+            </w:r>
           </w:p>
         </w:tc>
         <w:tc>
@@ -718,11 +712,118 @@
           <w:p>
             <w:pPr>
               <w:jc w:val="center"/>
+              <w:cnfStyle w:val="000000100000" w:firstRow="0" w:lastRow="0" w:firstColumn="0" w:lastColumn="0" w:oddVBand="0" w:evenVBand="0" w:oddHBand="1" w:evenHBand="0" w:firstRowFirstColumn="0" w:firstRowLastColumn="0" w:lastRowFirstColumn="0" w:lastRowLastColumn="0"/>
+              <w:rPr>
+                <w:rFonts w:ascii="Helvetica" w:hAnsi="Helvetica" w:cs="Helvetica"/>
+              </w:rPr>
+            </w:pPr>
+            <w:r>
+              <w:rPr>
+                <w:rFonts w:ascii="Helvetica" w:hAnsi="Helvetica" w:cs="Helvetica"/>
+              </w:rPr>
+              <w:t>3</w:t>
+            </w:r>
+          </w:p>
+        </w:tc>
+        <w:tc>
+          <w:tcPr>
+            <w:tcW w:w="0" w:type="auto"/>
+          </w:tcPr>
+          <w:p>
+            <w:pPr>
+              <w:jc w:val="center"/>
+              <w:cnfStyle w:val="000000100000" w:firstRow="0" w:lastRow="0" w:firstColumn="0" w:lastColumn="0" w:oddVBand="0" w:evenVBand="0" w:oddHBand="1" w:evenHBand="0" w:firstRowFirstColumn="0" w:firstRowLastColumn="0" w:lastRowFirstColumn="0" w:lastRowLastColumn="0"/>
+              <w:rPr>
+                <w:rFonts w:ascii="Helvetica" w:hAnsi="Helvetica" w:cs="Helvetica"/>
+              </w:rPr>
+            </w:pPr>
+          </w:p>
+        </w:tc>
+      </w:tr>
+      <w:tr>
+        <w:tc>
+          <w:tcPr>
+            <w:cnfStyle w:val="001000000000" w:firstRow="0" w:lastRow="0" w:firstColumn="1" w:lastColumn="0" w:oddVBand="0" w:evenVBand="0" w:oddHBand="0" w:evenHBand="0" w:firstRowFirstColumn="0" w:firstRowLastColumn="0" w:lastRowFirstColumn="0" w:lastRowLastColumn="0"/>
+            <w:tcW w:w="0" w:type="auto"/>
+            <w:tcBorders>
+              <w:top w:val="single" w:sz="4" w:space="0" w:color="E59EDC" w:themeColor="accent5" w:themeTint="66"/>
+              <w:left w:val="single" w:sz="4" w:space="0" w:color="E59EDC" w:themeColor="accent5" w:themeTint="66"/>
+              <w:bottom w:val="single" w:sz="4" w:space="0" w:color="E59EDC" w:themeColor="accent5" w:themeTint="66"/>
+              <w:right w:val="single" w:sz="4" w:space="0" w:color="E59EDC" w:themeColor="accent5" w:themeTint="66"/>
+            </w:tcBorders>
+          </w:tcPr>
+          <w:p>
+            <w:pPr>
+              <w:jc w:val="center"/>
+              <w:rPr>
+                <w:rFonts w:ascii="Helvetica" w:hAnsi="Helvetica" w:cs="Helvetica"/>
+                <w:i w:val="0"/>
+                <w:iCs w:val="0"/>
+              </w:rPr>
+            </w:pPr>
+            <w:r>
+              <w:rPr>
+                <w:rFonts w:ascii="Helvetica" w:hAnsi="Helvetica" w:cs="Helvetica"/>
+                <w:i w:val="0"/>
+                <w:iCs w:val="0"/>
+              </w:rPr>
+              <w:t>T5</w:t>
+            </w:r>
+          </w:p>
+        </w:tc>
+        <w:tc>
+          <w:tcPr>
+            <w:tcW w:w="0" w:type="auto"/>
+            <w:tcBorders>
+              <w:left w:val="single" w:sz="4" w:space="0" w:color="E59EDC" w:themeColor="accent5" w:themeTint="66"/>
+              <w:right w:val="single" w:sz="4" w:space="0" w:color="E59EDC" w:themeColor="accent5" w:themeTint="66"/>
+            </w:tcBorders>
+          </w:tcPr>
+          <w:p>
+            <w:pPr>
+              <w:jc w:val="center"/>
               <w:cnfStyle w:val="000000000000" w:firstRow="0" w:lastRow="0" w:firstColumn="0" w:lastColumn="0" w:oddVBand="0" w:evenVBand="0" w:oddHBand="0" w:evenHBand="0" w:firstRowFirstColumn="0" w:firstRowLastColumn="0" w:lastRowFirstColumn="0" w:lastRowLastColumn="0"/>
               <w:rPr>
                 <w:rFonts w:ascii="Helvetica" w:hAnsi="Helvetica" w:cs="Helvetica"/>
-              </w:rPr>
-            </w:pPr>
+                <w:b/>
+                <w:bCs/>
+                <w:i/>
+                <w:iCs/>
+              </w:rPr>
+            </w:pPr>
+            <w:r>
+              <w:rPr>
+                <w:rFonts w:ascii="Helvetica" w:hAnsi="Helvetica" w:cs="Helvetica"/>
+                <w:b/>
+                <w:bCs/>
+                <w:i/>
+                <w:iCs/>
+              </w:rPr>
+              <w:t>Create publications</w:t>
+            </w:r>
+          </w:p>
+        </w:tc>
+        <w:tc>
+          <w:tcPr>
+            <w:tcW w:w="0" w:type="auto"/>
+            <w:tcBorders>
+              <w:left w:val="single" w:sz="4" w:space="0" w:color="E59EDC" w:themeColor="accent5" w:themeTint="66"/>
+            </w:tcBorders>
+          </w:tcPr>
+          <w:p>
+            <w:pPr>
+              <w:jc w:val="center"/>
+              <w:cnfStyle w:val="000000000000" w:firstRow="0" w:lastRow="0" w:firstColumn="0" w:lastColumn="0" w:oddVBand="0" w:evenVBand="0" w:oddHBand="0" w:evenHBand="0" w:firstRowFirstColumn="0" w:firstRowLastColumn="0" w:lastRowFirstColumn="0" w:lastRowLastColumn="0"/>
+              <w:rPr>
+                <w:rFonts w:ascii="Helvetica" w:hAnsi="Helvetica" w:cs="Helvetica"/>
+              </w:rPr>
+            </w:pPr>
+            <w:r>
+              <w:rPr>
+                <w:rFonts w:ascii="Helvetica" w:hAnsi="Helvetica" w:cs="Helvetica"/>
+              </w:rPr>
+              <w:t>3</w:t>
+            </w:r>
           </w:p>
         </w:tc>
         <w:tc>
@@ -794,83 +895,7 @@
                 <w:iCs/>
               </w:rPr>
             </w:pPr>
-          </w:p>
-        </w:tc>
-        <w:tc>
-          <w:tcPr>
-            <w:tcW w:w="0" w:type="auto"/>
-            <w:tcBorders>
-              <w:left w:val="single" w:sz="4" w:space="0" w:color="E59EDC" w:themeColor="accent5" w:themeTint="66"/>
-            </w:tcBorders>
-          </w:tcPr>
-          <w:p>
-            <w:pPr>
-              <w:jc w:val="center"/>
-              <w:cnfStyle w:val="000000100000" w:firstRow="0" w:lastRow="0" w:firstColumn="0" w:lastColumn="0" w:oddVBand="0" w:evenVBand="0" w:oddHBand="1" w:evenHBand="0" w:firstRowFirstColumn="0" w:firstRowLastColumn="0" w:lastRowFirstColumn="0" w:lastRowLastColumn="0"/>
-              <w:rPr>
-                <w:rFonts w:ascii="Helvetica" w:hAnsi="Helvetica" w:cs="Helvetica"/>
-              </w:rPr>
-            </w:pPr>
-          </w:p>
-        </w:tc>
-        <w:tc>
-          <w:tcPr>
-            <w:tcW w:w="0" w:type="auto"/>
-          </w:tcPr>
-          <w:p>
-            <w:pPr>
-              <w:jc w:val="center"/>
-              <w:cnfStyle w:val="000000100000" w:firstRow="0" w:lastRow="0" w:firstColumn="0" w:lastColumn="0" w:oddVBand="0" w:evenVBand="0" w:oddHBand="1" w:evenHBand="0" w:firstRowFirstColumn="0" w:firstRowLastColumn="0" w:lastRowFirstColumn="0" w:lastRowLastColumn="0"/>
-              <w:rPr>
-                <w:rFonts w:ascii="Helvetica" w:hAnsi="Helvetica" w:cs="Helvetica"/>
-              </w:rPr>
-            </w:pPr>
-          </w:p>
-        </w:tc>
-      </w:tr>
-      <w:tr>
-        <w:tc>
-          <w:tcPr>
-            <w:cnfStyle w:val="001000000000" w:firstRow="0" w:lastRow="0" w:firstColumn="1" w:lastColumn="0" w:oddVBand="0" w:evenVBand="0" w:oddHBand="0" w:evenHBand="0" w:firstRowFirstColumn="0" w:firstRowLastColumn="0" w:lastRowFirstColumn="0" w:lastRowLastColumn="0"/>
-            <w:tcW w:w="0" w:type="auto"/>
-            <w:tcBorders>
-              <w:top w:val="single" w:sz="4" w:space="0" w:color="E59EDC" w:themeColor="accent5" w:themeTint="66"/>
-              <w:left w:val="single" w:sz="4" w:space="0" w:color="E59EDC" w:themeColor="accent5" w:themeTint="66"/>
-              <w:bottom w:val="single" w:sz="4" w:space="0" w:color="E59EDC" w:themeColor="accent5" w:themeTint="66"/>
-              <w:right w:val="single" w:sz="4" w:space="0" w:color="E59EDC" w:themeColor="accent5" w:themeTint="66"/>
-            </w:tcBorders>
-          </w:tcPr>
-          <w:p>
-            <w:pPr>
-              <w:jc w:val="center"/>
-              <w:rPr>
-                <w:rFonts w:ascii="Helvetica" w:hAnsi="Helvetica" w:cs="Helvetica"/>
-                <w:i w:val="0"/>
-                <w:iCs w:val="0"/>
-              </w:rPr>
-            </w:pPr>
-            <w:r>
-              <w:rPr>
-                <w:rFonts w:ascii="Helvetica" w:hAnsi="Helvetica" w:cs="Helvetica"/>
-                <w:i w:val="0"/>
-                <w:iCs w:val="0"/>
-              </w:rPr>
-              <w:t>T7</w:t>
-            </w:r>
-          </w:p>
-        </w:tc>
-        <w:tc>
-          <w:tcPr>
-            <w:tcW w:w="0" w:type="auto"/>
-            <w:tcBorders>
-              <w:left w:val="single" w:sz="4" w:space="0" w:color="E59EDC" w:themeColor="accent5" w:themeTint="66"/>
-              <w:right w:val="single" w:sz="4" w:space="0" w:color="E59EDC" w:themeColor="accent5" w:themeTint="66"/>
-            </w:tcBorders>
-          </w:tcPr>
-          <w:p>
-            <w:pPr>
-              <w:jc w:val="center"/>
-              <w:cnfStyle w:val="000000000000" w:firstRow="0" w:lastRow="0" w:firstColumn="0" w:lastColumn="0" w:oddVBand="0" w:evenVBand="0" w:oddHBand="0" w:evenHBand="0" w:firstRowFirstColumn="0" w:firstRowLastColumn="0" w:lastRowFirstColumn="0" w:lastRowLastColumn="0"/>
+            <w:r>
               <w:rPr>
                 <w:rFonts w:ascii="Helvetica" w:hAnsi="Helvetica" w:cs="Helvetica"/>
                 <w:b/>
@@ -878,7 +903,8 @@
                 <w:i/>
                 <w:iCs/>
               </w:rPr>
-            </w:pPr>
+              <w:t>Create delivery docket</w:t>
+            </w:r>
           </w:p>
         </w:tc>
         <w:tc>
@@ -891,16 +917,103 @@
           <w:p>
             <w:pPr>
               <w:jc w:val="center"/>
+              <w:cnfStyle w:val="000000100000" w:firstRow="0" w:lastRow="0" w:firstColumn="0" w:lastColumn="0" w:oddVBand="0" w:evenVBand="0" w:oddHBand="1" w:evenHBand="0" w:firstRowFirstColumn="0" w:firstRowLastColumn="0" w:lastRowFirstColumn="0" w:lastRowLastColumn="0"/>
+              <w:rPr>
+                <w:rFonts w:ascii="Helvetica" w:hAnsi="Helvetica" w:cs="Helvetica"/>
+              </w:rPr>
+            </w:pPr>
+            <w:r>
+              <w:rPr>
+                <w:rFonts w:ascii="Helvetica" w:hAnsi="Helvetica" w:cs="Helvetica"/>
+              </w:rPr>
+              <w:t>3</w:t>
+            </w:r>
+          </w:p>
+        </w:tc>
+        <w:tc>
+          <w:tcPr>
+            <w:tcW w:w="0" w:type="auto"/>
+          </w:tcPr>
+          <w:p>
+            <w:pPr>
+              <w:jc w:val="center"/>
+              <w:cnfStyle w:val="000000100000" w:firstRow="0" w:lastRow="0" w:firstColumn="0" w:lastColumn="0" w:oddVBand="0" w:evenVBand="0" w:oddHBand="1" w:evenHBand="0" w:firstRowFirstColumn="0" w:firstRowLastColumn="0" w:lastRowFirstColumn="0" w:lastRowLastColumn="0"/>
+              <w:rPr>
+                <w:rFonts w:ascii="Helvetica" w:hAnsi="Helvetica" w:cs="Helvetica"/>
+              </w:rPr>
+            </w:pPr>
+          </w:p>
+        </w:tc>
+      </w:tr>
+      <w:tr>
+        <w:tc>
+          <w:tcPr>
+            <w:cnfStyle w:val="001000000000" w:firstRow="0" w:lastRow="0" w:firstColumn="1" w:lastColumn="0" w:oddVBand="0" w:evenVBand="0" w:oddHBand="0" w:evenHBand="0" w:firstRowFirstColumn="0" w:firstRowLastColumn="0" w:lastRowFirstColumn="0" w:lastRowLastColumn="0"/>
+            <w:tcW w:w="0" w:type="auto"/>
+            <w:tcBorders>
+              <w:top w:val="single" w:sz="4" w:space="0" w:color="E59EDC" w:themeColor="accent5" w:themeTint="66"/>
+              <w:left w:val="single" w:sz="4" w:space="0" w:color="E59EDC" w:themeColor="accent5" w:themeTint="66"/>
+              <w:bottom w:val="single" w:sz="4" w:space="0" w:color="E59EDC" w:themeColor="accent5" w:themeTint="66"/>
+              <w:right w:val="single" w:sz="4" w:space="0" w:color="E59EDC" w:themeColor="accent5" w:themeTint="66"/>
+            </w:tcBorders>
+          </w:tcPr>
+          <w:p>
+            <w:pPr>
+              <w:jc w:val="center"/>
+              <w:rPr>
+                <w:rFonts w:ascii="Helvetica" w:hAnsi="Helvetica" w:cs="Helvetica"/>
+                <w:i w:val="0"/>
+                <w:iCs w:val="0"/>
+              </w:rPr>
+            </w:pPr>
+            <w:r>
+              <w:rPr>
+                <w:rFonts w:ascii="Helvetica" w:hAnsi="Helvetica" w:cs="Helvetica"/>
+                <w:i w:val="0"/>
+                <w:iCs w:val="0"/>
+              </w:rPr>
+              <w:t>T7</w:t>
+            </w:r>
+          </w:p>
+        </w:tc>
+        <w:tc>
+          <w:tcPr>
+            <w:tcW w:w="0" w:type="auto"/>
+            <w:tcBorders>
+              <w:left w:val="single" w:sz="4" w:space="0" w:color="E59EDC" w:themeColor="accent5" w:themeTint="66"/>
+              <w:right w:val="single" w:sz="4" w:space="0" w:color="E59EDC" w:themeColor="accent5" w:themeTint="66"/>
+            </w:tcBorders>
+          </w:tcPr>
+          <w:p>
+            <w:pPr>
+              <w:jc w:val="center"/>
               <w:cnfStyle w:val="000000000000" w:firstRow="0" w:lastRow="0" w:firstColumn="0" w:lastColumn="0" w:oddVBand="0" w:evenVBand="0" w:oddHBand="0" w:evenHBand="0" w:firstRowFirstColumn="0" w:firstRowLastColumn="0" w:lastRowFirstColumn="0" w:lastRowLastColumn="0"/>
               <w:rPr>
                 <w:rFonts w:ascii="Helvetica" w:hAnsi="Helvetica" w:cs="Helvetica"/>
-              </w:rPr>
-            </w:pPr>
+                <w:b/>
+                <w:bCs/>
+                <w:i/>
+                <w:iCs/>
+              </w:rPr>
+            </w:pPr>
+            <w:r>
+              <w:rPr>
+                <w:rFonts w:ascii="Helvetica" w:hAnsi="Helvetica" w:cs="Helvetica"/>
+                <w:b/>
+                <w:bCs/>
+                <w:i/>
+                <w:iCs/>
+              </w:rPr>
+              <w:t>Create delivery area</w:t>
+            </w:r>
           </w:p>
         </w:tc>
         <w:tc>
           <w:tcPr>
             <w:tcW w:w="0" w:type="auto"/>
+            <w:tcBorders>
+              <w:left w:val="single" w:sz="4" w:space="0" w:color="E59EDC" w:themeColor="accent5" w:themeTint="66"/>
+            </w:tcBorders>
           </w:tcPr>
           <w:p>
             <w:pPr>
@@ -910,6 +1023,438 @@
                 <w:rFonts w:ascii="Helvetica" w:hAnsi="Helvetica" w:cs="Helvetica"/>
               </w:rPr>
             </w:pPr>
+            <w:r>
+              <w:rPr>
+                <w:rFonts w:ascii="Helvetica" w:hAnsi="Helvetica" w:cs="Helvetica"/>
+              </w:rPr>
+              <w:t>3</w:t>
+            </w:r>
+          </w:p>
+        </w:tc>
+        <w:tc>
+          <w:tcPr>
+            <w:tcW w:w="0" w:type="auto"/>
+          </w:tcPr>
+          <w:p>
+            <w:pPr>
+              <w:jc w:val="center"/>
+              <w:cnfStyle w:val="000000000000" w:firstRow="0" w:lastRow="0" w:firstColumn="0" w:lastColumn="0" w:oddVBand="0" w:evenVBand="0" w:oddHBand="0" w:evenHBand="0" w:firstRowFirstColumn="0" w:firstRowLastColumn="0" w:lastRowFirstColumn="0" w:lastRowLastColumn="0"/>
+              <w:rPr>
+                <w:rFonts w:ascii="Helvetica" w:hAnsi="Helvetica" w:cs="Helvetica"/>
+              </w:rPr>
+            </w:pPr>
+          </w:p>
+        </w:tc>
+      </w:tr>
+      <w:tr>
+        <w:trPr>
+          <w:cnfStyle w:val="000000100000" w:firstRow="0" w:lastRow="0" w:firstColumn="0" w:lastColumn="0" w:oddVBand="0" w:evenVBand="0" w:oddHBand="1" w:evenHBand="0" w:firstRowFirstColumn="0" w:firstRowLastColumn="0" w:lastRowFirstColumn="0" w:lastRowLastColumn="0"/>
+        </w:trPr>
+        <w:tc>
+          <w:tcPr>
+            <w:cnfStyle w:val="001000000000" w:firstRow="0" w:lastRow="0" w:firstColumn="1" w:lastColumn="0" w:oddVBand="0" w:evenVBand="0" w:oddHBand="0" w:evenHBand="0" w:firstRowFirstColumn="0" w:firstRowLastColumn="0" w:lastRowFirstColumn="0" w:lastRowLastColumn="0"/>
+            <w:tcW w:w="0" w:type="auto"/>
+            <w:tcBorders>
+              <w:top w:val="single" w:sz="4" w:space="0" w:color="E59EDC" w:themeColor="accent5" w:themeTint="66"/>
+              <w:left w:val="single" w:sz="4" w:space="0" w:color="E59EDC" w:themeColor="accent5" w:themeTint="66"/>
+              <w:bottom w:val="single" w:sz="4" w:space="0" w:color="E59EDC" w:themeColor="accent5" w:themeTint="66"/>
+              <w:right w:val="single" w:sz="4" w:space="0" w:color="E59EDC" w:themeColor="accent5" w:themeTint="66"/>
+            </w:tcBorders>
+          </w:tcPr>
+          <w:p>
+            <w:pPr>
+              <w:jc w:val="center"/>
+              <w:rPr>
+                <w:rFonts w:ascii="Helvetica" w:hAnsi="Helvetica" w:cs="Helvetica"/>
+              </w:rPr>
+            </w:pPr>
+            <w:r>
+              <w:rPr>
+                <w:rFonts w:ascii="Helvetica" w:hAnsi="Helvetica" w:cs="Helvetica"/>
+              </w:rPr>
+              <w:t>T8</w:t>
+            </w:r>
+          </w:p>
+        </w:tc>
+        <w:tc>
+          <w:tcPr>
+            <w:tcW w:w="0" w:type="auto"/>
+            <w:tcBorders>
+              <w:left w:val="single" w:sz="4" w:space="0" w:color="E59EDC" w:themeColor="accent5" w:themeTint="66"/>
+              <w:right w:val="single" w:sz="4" w:space="0" w:color="E59EDC" w:themeColor="accent5" w:themeTint="66"/>
+            </w:tcBorders>
+          </w:tcPr>
+          <w:p>
+            <w:pPr>
+              <w:jc w:val="center"/>
+              <w:cnfStyle w:val="000000100000" w:firstRow="0" w:lastRow="0" w:firstColumn="0" w:lastColumn="0" w:oddVBand="0" w:evenVBand="0" w:oddHBand="1" w:evenHBand="0" w:firstRowFirstColumn="0" w:firstRowLastColumn="0" w:lastRowFirstColumn="0" w:lastRowLastColumn="0"/>
+              <w:rPr>
+                <w:rFonts w:ascii="Helvetica" w:hAnsi="Helvetica" w:cs="Helvetica"/>
+                <w:b/>
+                <w:bCs/>
+                <w:i/>
+                <w:iCs/>
+              </w:rPr>
+            </w:pPr>
+            <w:r>
+              <w:rPr>
+                <w:rFonts w:ascii="Helvetica" w:hAnsi="Helvetica" w:cs="Helvetica"/>
+                <w:b/>
+                <w:bCs/>
+                <w:i/>
+                <w:iCs/>
+              </w:rPr>
+              <w:t>Create bill</w:t>
+            </w:r>
+          </w:p>
+        </w:tc>
+        <w:tc>
+          <w:tcPr>
+            <w:tcW w:w="0" w:type="auto"/>
+            <w:tcBorders>
+              <w:left w:val="single" w:sz="4" w:space="0" w:color="E59EDC" w:themeColor="accent5" w:themeTint="66"/>
+            </w:tcBorders>
+          </w:tcPr>
+          <w:p>
+            <w:pPr>
+              <w:jc w:val="center"/>
+              <w:cnfStyle w:val="000000100000" w:firstRow="0" w:lastRow="0" w:firstColumn="0" w:lastColumn="0" w:oddVBand="0" w:evenVBand="0" w:oddHBand="1" w:evenHBand="0" w:firstRowFirstColumn="0" w:firstRowLastColumn="0" w:lastRowFirstColumn="0" w:lastRowLastColumn="0"/>
+              <w:rPr>
+                <w:rFonts w:ascii="Helvetica" w:hAnsi="Helvetica" w:cs="Helvetica"/>
+              </w:rPr>
+            </w:pPr>
+            <w:r>
+              <w:rPr>
+                <w:rFonts w:ascii="Helvetica" w:hAnsi="Helvetica" w:cs="Helvetica"/>
+              </w:rPr>
+              <w:t>3</w:t>
+            </w:r>
+          </w:p>
+        </w:tc>
+        <w:tc>
+          <w:tcPr>
+            <w:tcW w:w="0" w:type="auto"/>
+          </w:tcPr>
+          <w:p>
+            <w:pPr>
+              <w:jc w:val="center"/>
+              <w:cnfStyle w:val="000000100000" w:firstRow="0" w:lastRow="0" w:firstColumn="0" w:lastColumn="0" w:oddVBand="0" w:evenVBand="0" w:oddHBand="1" w:evenHBand="0" w:firstRowFirstColumn="0" w:firstRowLastColumn="0" w:lastRowFirstColumn="0" w:lastRowLastColumn="0"/>
+              <w:rPr>
+                <w:rFonts w:ascii="Helvetica" w:hAnsi="Helvetica" w:cs="Helvetica"/>
+              </w:rPr>
+            </w:pPr>
+          </w:p>
+        </w:tc>
+      </w:tr>
+      <w:tr>
+        <w:tc>
+          <w:tcPr>
+            <w:cnfStyle w:val="001000000000" w:firstRow="0" w:lastRow="0" w:firstColumn="1" w:lastColumn="0" w:oddVBand="0" w:evenVBand="0" w:oddHBand="0" w:evenHBand="0" w:firstRowFirstColumn="0" w:firstRowLastColumn="0" w:lastRowFirstColumn="0" w:lastRowLastColumn="0"/>
+            <w:tcW w:w="0" w:type="auto"/>
+            <w:tcBorders>
+              <w:top w:val="single" w:sz="4" w:space="0" w:color="E59EDC" w:themeColor="accent5" w:themeTint="66"/>
+              <w:left w:val="single" w:sz="4" w:space="0" w:color="E59EDC" w:themeColor="accent5" w:themeTint="66"/>
+              <w:bottom w:val="single" w:sz="4" w:space="0" w:color="E59EDC" w:themeColor="accent5" w:themeTint="66"/>
+              <w:right w:val="single" w:sz="4" w:space="0" w:color="E59EDC" w:themeColor="accent5" w:themeTint="66"/>
+            </w:tcBorders>
+          </w:tcPr>
+          <w:p>
+            <w:pPr>
+              <w:jc w:val="center"/>
+              <w:rPr>
+                <w:rFonts w:ascii="Helvetica" w:hAnsi="Helvetica" w:cs="Helvetica"/>
+              </w:rPr>
+            </w:pPr>
+            <w:r>
+              <w:rPr>
+                <w:rFonts w:ascii="Helvetica" w:hAnsi="Helvetica" w:cs="Helvetica"/>
+              </w:rPr>
+              <w:t>T9</w:t>
+            </w:r>
+          </w:p>
+        </w:tc>
+        <w:tc>
+          <w:tcPr>
+            <w:tcW w:w="0" w:type="auto"/>
+            <w:tcBorders>
+              <w:left w:val="single" w:sz="4" w:space="0" w:color="E59EDC" w:themeColor="accent5" w:themeTint="66"/>
+              <w:right w:val="single" w:sz="4" w:space="0" w:color="E59EDC" w:themeColor="accent5" w:themeTint="66"/>
+            </w:tcBorders>
+          </w:tcPr>
+          <w:p>
+            <w:pPr>
+              <w:jc w:val="center"/>
+              <w:cnfStyle w:val="000000000000" w:firstRow="0" w:lastRow="0" w:firstColumn="0" w:lastColumn="0" w:oddVBand="0" w:evenVBand="0" w:oddHBand="0" w:evenHBand="0" w:firstRowFirstColumn="0" w:firstRowLastColumn="0" w:lastRowFirstColumn="0" w:lastRowLastColumn="0"/>
+              <w:rPr>
+                <w:rFonts w:ascii="Helvetica" w:hAnsi="Helvetica" w:cs="Helvetica"/>
+                <w:b/>
+                <w:bCs/>
+                <w:i/>
+                <w:iCs/>
+              </w:rPr>
+            </w:pPr>
+            <w:r>
+              <w:rPr>
+                <w:rFonts w:ascii="Helvetica" w:hAnsi="Helvetica" w:cs="Helvetica"/>
+                <w:b/>
+                <w:bCs/>
+                <w:i/>
+                <w:iCs/>
+              </w:rPr>
+              <w:t>Set up database</w:t>
+            </w:r>
+          </w:p>
+        </w:tc>
+        <w:tc>
+          <w:tcPr>
+            <w:tcW w:w="0" w:type="auto"/>
+            <w:tcBorders>
+              <w:left w:val="single" w:sz="4" w:space="0" w:color="E59EDC" w:themeColor="accent5" w:themeTint="66"/>
+            </w:tcBorders>
+          </w:tcPr>
+          <w:p>
+            <w:pPr>
+              <w:jc w:val="center"/>
+              <w:cnfStyle w:val="000000000000" w:firstRow="0" w:lastRow="0" w:firstColumn="0" w:lastColumn="0" w:oddVBand="0" w:evenVBand="0" w:oddHBand="0" w:evenHBand="0" w:firstRowFirstColumn="0" w:firstRowLastColumn="0" w:lastRowFirstColumn="0" w:lastRowLastColumn="0"/>
+              <w:rPr>
+                <w:rFonts w:ascii="Helvetica" w:hAnsi="Helvetica" w:cs="Helvetica"/>
+              </w:rPr>
+            </w:pPr>
+            <w:r>
+              <w:rPr>
+                <w:rFonts w:ascii="Helvetica" w:hAnsi="Helvetica" w:cs="Helvetica"/>
+              </w:rPr>
+              <w:t>2</w:t>
+            </w:r>
+          </w:p>
+        </w:tc>
+        <w:tc>
+          <w:tcPr>
+            <w:tcW w:w="0" w:type="auto"/>
+          </w:tcPr>
+          <w:p>
+            <w:pPr>
+              <w:jc w:val="center"/>
+              <w:cnfStyle w:val="000000000000" w:firstRow="0" w:lastRow="0" w:firstColumn="0" w:lastColumn="0" w:oddVBand="0" w:evenVBand="0" w:oddHBand="0" w:evenHBand="0" w:firstRowFirstColumn="0" w:firstRowLastColumn="0" w:lastRowFirstColumn="0" w:lastRowLastColumn="0"/>
+              <w:rPr>
+                <w:rFonts w:ascii="Helvetica" w:hAnsi="Helvetica" w:cs="Helvetica"/>
+              </w:rPr>
+            </w:pPr>
+            <w:r>
+              <w:rPr>
+                <w:rFonts w:ascii="Helvetica" w:hAnsi="Helvetica" w:cs="Helvetica"/>
+              </w:rPr>
+              <w:t>T1</w:t>
+            </w:r>
+          </w:p>
+        </w:tc>
+      </w:tr>
+      <w:tr>
+        <w:trPr>
+          <w:cnfStyle w:val="000000100000" w:firstRow="0" w:lastRow="0" w:firstColumn="0" w:lastColumn="0" w:oddVBand="0" w:evenVBand="0" w:oddHBand="1" w:evenHBand="0" w:firstRowFirstColumn="0" w:firstRowLastColumn="0" w:lastRowFirstColumn="0" w:lastRowLastColumn="0"/>
+        </w:trPr>
+        <w:tc>
+          <w:tcPr>
+            <w:cnfStyle w:val="001000000000" w:firstRow="0" w:lastRow="0" w:firstColumn="1" w:lastColumn="0" w:oddVBand="0" w:evenVBand="0" w:oddHBand="0" w:evenHBand="0" w:firstRowFirstColumn="0" w:firstRowLastColumn="0" w:lastRowFirstColumn="0" w:lastRowLastColumn="0"/>
+            <w:tcW w:w="0" w:type="auto"/>
+            <w:tcBorders>
+              <w:top w:val="single" w:sz="4" w:space="0" w:color="E59EDC" w:themeColor="accent5" w:themeTint="66"/>
+              <w:left w:val="single" w:sz="4" w:space="0" w:color="E59EDC" w:themeColor="accent5" w:themeTint="66"/>
+              <w:bottom w:val="single" w:sz="4" w:space="0" w:color="E59EDC" w:themeColor="accent5" w:themeTint="66"/>
+              <w:right w:val="single" w:sz="4" w:space="0" w:color="E59EDC" w:themeColor="accent5" w:themeTint="66"/>
+            </w:tcBorders>
+          </w:tcPr>
+          <w:p>
+            <w:pPr>
+              <w:jc w:val="center"/>
+              <w:rPr>
+                <w:rFonts w:ascii="Helvetica" w:hAnsi="Helvetica" w:cs="Helvetica"/>
+              </w:rPr>
+            </w:pPr>
+            <w:r>
+              <w:rPr>
+                <w:rFonts w:ascii="Helvetica" w:hAnsi="Helvetica" w:cs="Helvetica"/>
+              </w:rPr>
+              <w:t>T10</w:t>
+            </w:r>
+          </w:p>
+        </w:tc>
+        <w:tc>
+          <w:tcPr>
+            <w:tcW w:w="0" w:type="auto"/>
+            <w:tcBorders>
+              <w:left w:val="single" w:sz="4" w:space="0" w:color="E59EDC" w:themeColor="accent5" w:themeTint="66"/>
+              <w:right w:val="single" w:sz="4" w:space="0" w:color="E59EDC" w:themeColor="accent5" w:themeTint="66"/>
+            </w:tcBorders>
+          </w:tcPr>
+          <w:p>
+            <w:pPr>
+              <w:jc w:val="center"/>
+              <w:cnfStyle w:val="000000100000" w:firstRow="0" w:lastRow="0" w:firstColumn="0" w:lastColumn="0" w:oddVBand="0" w:evenVBand="0" w:oddHBand="1" w:evenHBand="0" w:firstRowFirstColumn="0" w:firstRowLastColumn="0" w:lastRowFirstColumn="0" w:lastRowLastColumn="0"/>
+              <w:rPr>
+                <w:rFonts w:ascii="Helvetica" w:hAnsi="Helvetica" w:cs="Helvetica"/>
+                <w:b/>
+                <w:bCs/>
+                <w:i/>
+                <w:iCs/>
+              </w:rPr>
+            </w:pPr>
+            <w:r>
+              <w:rPr>
+                <w:rFonts w:ascii="Helvetica" w:hAnsi="Helvetica" w:cs="Helvetica"/>
+                <w:b/>
+                <w:bCs/>
+                <w:i/>
+                <w:iCs/>
+              </w:rPr>
+              <w:t>Implementing database</w:t>
+            </w:r>
+          </w:p>
+        </w:tc>
+        <w:tc>
+          <w:tcPr>
+            <w:tcW w:w="0" w:type="auto"/>
+            <w:tcBorders>
+              <w:left w:val="single" w:sz="4" w:space="0" w:color="E59EDC" w:themeColor="accent5" w:themeTint="66"/>
+            </w:tcBorders>
+          </w:tcPr>
+          <w:p>
+            <w:pPr>
+              <w:jc w:val="center"/>
+              <w:cnfStyle w:val="000000100000" w:firstRow="0" w:lastRow="0" w:firstColumn="0" w:lastColumn="0" w:oddVBand="0" w:evenVBand="0" w:oddHBand="1" w:evenHBand="0" w:firstRowFirstColumn="0" w:firstRowLastColumn="0" w:lastRowFirstColumn="0" w:lastRowLastColumn="0"/>
+              <w:rPr>
+                <w:rFonts w:ascii="Helvetica" w:hAnsi="Helvetica" w:cs="Helvetica"/>
+              </w:rPr>
+            </w:pPr>
+            <w:r>
+              <w:rPr>
+                <w:rFonts w:ascii="Helvetica" w:hAnsi="Helvetica" w:cs="Helvetica"/>
+              </w:rPr>
+              <w:t>5</w:t>
+            </w:r>
+          </w:p>
+        </w:tc>
+        <w:tc>
+          <w:tcPr>
+            <w:tcW w:w="0" w:type="auto"/>
+          </w:tcPr>
+          <w:p>
+            <w:pPr>
+              <w:jc w:val="center"/>
+              <w:cnfStyle w:val="000000100000" w:firstRow="0" w:lastRow="0" w:firstColumn="0" w:lastColumn="0" w:oddVBand="0" w:evenVBand="0" w:oddHBand="1" w:evenHBand="0" w:firstRowFirstColumn="0" w:firstRowLastColumn="0" w:lastRowFirstColumn="0" w:lastRowLastColumn="0"/>
+              <w:rPr>
+                <w:rFonts w:ascii="Helvetica" w:hAnsi="Helvetica" w:cs="Helvetica"/>
+              </w:rPr>
+            </w:pPr>
+            <w:r>
+              <w:rPr>
+                <w:rFonts w:ascii="Helvetica" w:hAnsi="Helvetica" w:cs="Helvetica"/>
+              </w:rPr>
+              <w:t>T1-T4</w:t>
+            </w:r>
+          </w:p>
+        </w:tc>
+      </w:tr>
+      <w:tr>
+        <w:tc>
+          <w:tcPr>
+            <w:cnfStyle w:val="001000000000" w:firstRow="0" w:lastRow="0" w:firstColumn="1" w:lastColumn="0" w:oddVBand="0" w:evenVBand="0" w:oddHBand="0" w:evenHBand="0" w:firstRowFirstColumn="0" w:firstRowLastColumn="0" w:lastRowFirstColumn="0" w:lastRowLastColumn="0"/>
+            <w:tcW w:w="0" w:type="auto"/>
+            <w:tcBorders>
+              <w:top w:val="single" w:sz="4" w:space="0" w:color="E59EDC" w:themeColor="accent5" w:themeTint="66"/>
+              <w:left w:val="single" w:sz="4" w:space="0" w:color="E59EDC" w:themeColor="accent5" w:themeTint="66"/>
+              <w:bottom w:val="single" w:sz="4" w:space="0" w:color="E59EDC" w:themeColor="accent5" w:themeTint="66"/>
+              <w:right w:val="single" w:sz="4" w:space="0" w:color="E59EDC" w:themeColor="accent5" w:themeTint="66"/>
+            </w:tcBorders>
+          </w:tcPr>
+          <w:p>
+            <w:pPr>
+              <w:jc w:val="center"/>
+              <w:rPr>
+                <w:rFonts w:ascii="Helvetica" w:hAnsi="Helvetica" w:cs="Helvetica"/>
+              </w:rPr>
+            </w:pPr>
+            <w:r>
+              <w:rPr>
+                <w:rFonts w:ascii="Helvetica" w:hAnsi="Helvetica" w:cs="Helvetica"/>
+              </w:rPr>
+              <w:t>T1</w:t>
+            </w:r>
+            <w:r>
+              <w:rPr>
+                <w:rFonts w:ascii="Helvetica" w:hAnsi="Helvetica" w:cs="Helvetica"/>
+              </w:rPr>
+              <w:t>1</w:t>
+            </w:r>
+          </w:p>
+        </w:tc>
+        <w:tc>
+          <w:tcPr>
+            <w:tcW w:w="0" w:type="auto"/>
+            <w:tcBorders>
+              <w:left w:val="single" w:sz="4" w:space="0" w:color="E59EDC" w:themeColor="accent5" w:themeTint="66"/>
+              <w:right w:val="single" w:sz="4" w:space="0" w:color="E59EDC" w:themeColor="accent5" w:themeTint="66"/>
+            </w:tcBorders>
+          </w:tcPr>
+          <w:p>
+            <w:pPr>
+              <w:jc w:val="center"/>
+              <w:cnfStyle w:val="000000000000" w:firstRow="0" w:lastRow="0" w:firstColumn="0" w:lastColumn="0" w:oddVBand="0" w:evenVBand="0" w:oddHBand="0" w:evenHBand="0" w:firstRowFirstColumn="0" w:firstRowLastColumn="0" w:lastRowFirstColumn="0" w:lastRowLastColumn="0"/>
+              <w:rPr>
+                <w:rFonts w:ascii="Helvetica" w:hAnsi="Helvetica" w:cs="Helvetica"/>
+                <w:b/>
+                <w:bCs/>
+                <w:i/>
+                <w:iCs/>
+              </w:rPr>
+            </w:pPr>
+            <w:r>
+              <w:rPr>
+                <w:rFonts w:ascii="Helvetica" w:hAnsi="Helvetica" w:cs="Helvetica"/>
+                <w:b/>
+                <w:bCs/>
+                <w:i/>
+                <w:iCs/>
+              </w:rPr>
+              <w:t>Set up GUI</w:t>
+            </w:r>
+          </w:p>
+        </w:tc>
+        <w:tc>
+          <w:tcPr>
+            <w:tcW w:w="0" w:type="auto"/>
+            <w:tcBorders>
+              <w:left w:val="single" w:sz="4" w:space="0" w:color="E59EDC" w:themeColor="accent5" w:themeTint="66"/>
+            </w:tcBorders>
+          </w:tcPr>
+          <w:p>
+            <w:pPr>
+              <w:jc w:val="center"/>
+              <w:cnfStyle w:val="000000000000" w:firstRow="0" w:lastRow="0" w:firstColumn="0" w:lastColumn="0" w:oddVBand="0" w:evenVBand="0" w:oddHBand="0" w:evenHBand="0" w:firstRowFirstColumn="0" w:firstRowLastColumn="0" w:lastRowFirstColumn="0" w:lastRowLastColumn="0"/>
+              <w:rPr>
+                <w:rFonts w:ascii="Helvetica" w:hAnsi="Helvetica" w:cs="Helvetica"/>
+              </w:rPr>
+            </w:pPr>
+          </w:p>
+        </w:tc>
+        <w:tc>
+          <w:tcPr>
+            <w:tcW w:w="0" w:type="auto"/>
+          </w:tcPr>
+          <w:p>
+            <w:pPr>
+              <w:jc w:val="center"/>
+              <w:cnfStyle w:val="000000000000" w:firstRow="0" w:lastRow="0" w:firstColumn="0" w:lastColumn="0" w:oddVBand="0" w:evenVBand="0" w:oddHBand="0" w:evenHBand="0" w:firstRowFirstColumn="0" w:firstRowLastColumn="0" w:lastRowFirstColumn="0" w:lastRowLastColumn="0"/>
+              <w:rPr>
+                <w:rFonts w:ascii="Helvetica" w:hAnsi="Helvetica" w:cs="Helvetica"/>
+              </w:rPr>
+            </w:pPr>
+            <w:r>
+              <w:rPr>
+                <w:rFonts w:ascii="Helvetica" w:hAnsi="Helvetica" w:cs="Helvetica"/>
+              </w:rPr>
+              <w:t>T1-T8</w:t>
+            </w:r>
           </w:p>
         </w:tc>
       </w:tr>
@@ -930,11 +1475,36 @@
       <w:r>
         <w:rPr>
           <w:rFonts w:ascii="Helvetica" w:hAnsi="Helvetica" w:cs="Helvetica"/>
+        </w:rPr>
+        <w:t>Explain tasks</w:t>
+      </w:r>
+      <w:r>
+        <w:rPr>
+          <w:rFonts w:ascii="Helvetica" w:hAnsi="Helvetica" w:cs="Helvetica"/>
+        </w:rPr>
+        <w:t>, JUNITS, Class, database</w:t>
+      </w:r>
+      <w:r>
+        <w:rPr>
+          <w:rFonts w:ascii="Helvetica" w:hAnsi="Helvetica" w:cs="Helvetica"/>
+        </w:rPr>
+        <w:t xml:space="preserve"> integration</w:t>
+      </w:r>
+    </w:p>
+    <w:p>
+      <w:pPr>
+        <w:rPr>
+          <w:rFonts w:ascii="Helvetica" w:hAnsi="Helvetica" w:cs="Helvetica"/>
+        </w:rPr>
+      </w:pPr>
+      <w:r>
+        <w:rPr>
+          <w:rFonts w:ascii="Helvetica" w:hAnsi="Helvetica" w:cs="Helvetica"/>
           <w:noProof/>
         </w:rPr>
         <w:lastRenderedPageBreak/>
         <w:drawing>
-          <wp:inline distT="0" distB="0" distL="0" distR="0" wp14:anchorId="72665010" wp14:editId="69508F52">
+          <wp:inline distT="0" distB="0" distL="0" distR="0" wp14:anchorId="72665010" wp14:editId="7C2FE1F5">
             <wp:extent cx="5486400" cy="3200400"/>
             <wp:effectExtent l="0" t="0" r="0" b="0"/>
             <wp:docPr id="1770840092" name="Chart 2"/>
@@ -1985,9 +2555,131 @@
       <w:r>
         <w:rPr>
           <w:rFonts w:ascii="Helvetica" w:hAnsi="Helvetica" w:cs="Helvetica"/>
-          <w:noProof/>
         </w:rPr>
-        <w:t>Allocation chart to be started</w:t>
+        <w:t xml:space="preserve">First Increment Functionality </w:t>
+      </w:r>
+      <w:proofErr w:type="gramStart"/>
+      <w:r>
+        <w:rPr>
+          <w:rFonts w:ascii="Helvetica" w:hAnsi="Helvetica" w:cs="Helvetica"/>
+        </w:rPr>
+        <w:t>2 week</w:t>
+      </w:r>
+      <w:proofErr w:type="gramEnd"/>
+      <w:r>
+        <w:rPr>
+          <w:rFonts w:ascii="Helvetica" w:hAnsi="Helvetica" w:cs="Helvetica"/>
+        </w:rPr>
+        <w:t xml:space="preserve"> increment</w:t>
+      </w:r>
+      <w:r>
+        <w:rPr>
+          <w:rFonts w:ascii="Helvetica" w:hAnsi="Helvetica" w:cs="Helvetica"/>
+        </w:rPr>
+        <w:t xml:space="preserve"> </w:t>
+      </w:r>
+    </w:p>
+    <w:p>
+      <w:pPr>
+        <w:rPr>
+          <w:rFonts w:ascii="Helvetica" w:hAnsi="Helvetica" w:cs="Helvetica"/>
+        </w:rPr>
+      </w:pPr>
+      <w:r>
+        <w:rPr>
+          <w:rFonts w:ascii="Helvetica" w:hAnsi="Helvetica" w:cs="Helvetica"/>
+        </w:rPr>
+        <w:t>Finish User Stories – Michael, Luke</w:t>
+      </w:r>
+    </w:p>
+    <w:p>
+      <w:pPr>
+        <w:rPr>
+          <w:rFonts w:ascii="Helvetica" w:hAnsi="Helvetica" w:cs="Helvetica"/>
+        </w:rPr>
+      </w:pPr>
+      <w:r>
+        <w:rPr>
+          <w:rFonts w:ascii="Helvetica" w:hAnsi="Helvetica" w:cs="Helvetica"/>
+        </w:rPr>
+        <w:t>Work on project plan - James</w:t>
+      </w:r>
+    </w:p>
+    <w:p>
+      <w:pPr>
+        <w:rPr>
+          <w:rFonts w:ascii="Helvetica" w:hAnsi="Helvetica" w:cs="Helvetica"/>
+        </w:rPr>
+      </w:pPr>
+      <w:r>
+        <w:rPr>
+          <w:rFonts w:ascii="Helvetica" w:hAnsi="Helvetica" w:cs="Helvetica"/>
+        </w:rPr>
+        <w:t>Customer – Joseph</w:t>
+      </w:r>
+      <w:r>
+        <w:rPr>
+          <w:rFonts w:ascii="Helvetica" w:hAnsi="Helvetica" w:cs="Helvetica"/>
+        </w:rPr>
+        <w:t xml:space="preserve"> – Pair processing - </w:t>
+      </w:r>
+      <w:r>
+        <w:rPr>
+          <w:rFonts w:ascii="Helvetica" w:hAnsi="Helvetica" w:cs="Helvetica"/>
+        </w:rPr>
+        <w:t>Luke, James</w:t>
+      </w:r>
+    </w:p>
+    <w:p>
+      <w:pPr>
+        <w:rPr>
+          <w:rFonts w:ascii="Helvetica" w:hAnsi="Helvetica" w:cs="Helvetica"/>
+        </w:rPr>
+      </w:pPr>
+      <w:r>
+        <w:rPr>
+          <w:rFonts w:ascii="Helvetica" w:hAnsi="Helvetica" w:cs="Helvetica"/>
+        </w:rPr>
+        <w:t>News Agent – James, Luke</w:t>
+      </w:r>
+    </w:p>
+    <w:p>
+      <w:pPr>
+        <w:rPr>
+          <w:rFonts w:ascii="Helvetica" w:hAnsi="Helvetica" w:cs="Helvetica"/>
+        </w:rPr>
+      </w:pPr>
+      <w:r>
+        <w:rPr>
+          <w:rFonts w:ascii="Helvetica" w:hAnsi="Helvetica" w:cs="Helvetica"/>
+        </w:rPr>
+        <w:t>Setting up database, linking customer - Michael</w:t>
+      </w:r>
+    </w:p>
+    <w:p>
+      <w:pPr>
+        <w:rPr>
+          <w:rFonts w:ascii="Helvetica" w:hAnsi="Helvetica" w:cs="Helvetica"/>
+        </w:rPr>
+      </w:pPr>
+      <w:r>
+        <w:rPr>
+          <w:rFonts w:ascii="Helvetica" w:hAnsi="Helvetica" w:cs="Helvetica"/>
+        </w:rPr>
+        <w:t>Do TDD tutorial - Joseph</w:t>
+      </w:r>
+    </w:p>
+    <w:p>
+      <w:pPr>
+        <w:rPr>
+          <w:rFonts w:ascii="Helvetica" w:hAnsi="Helvetica" w:cs="Helvetica"/>
+        </w:rPr>
+      </w:pPr>
+      <w:r>
+        <w:rPr>
+          <w:rFonts w:ascii="Helvetica" w:hAnsi="Helvetica" w:cs="Helvetica"/>
+        </w:rPr>
+        <w:t>Work on software cycle reasoning - James</w:t>
       </w:r>
     </w:p>
     <w:sectPr>
@@ -2001,7 +2693,7 @@
 </file>
 
 <file path=word/styles.xml><?xml version="1.0" encoding="utf-8"?>
-<w:styles xmlns:mc="http://schemas.openxmlformats.org/markup-compatibility/2006" xmlns:r="http://schemas.openxmlformats.org/officeDocument/2006/relationships" xmlns:w="http://schemas.openxmlformats.org/wordprocessingml/2006/main" xmlns:w14="http://schemas.microsoft.com/office/word/2010/wordml" xmlns:w15="http://schemas.microsoft.com/office/word/2012/wordml" xmlns:w16cex="http://schemas.microsoft.com/office/word/2018/wordml/cex" xmlns:w16cid="http://schemas.microsoft.com/office/word/2016/wordml/cid" xmlns:w16="http://schemas.microsoft.com/office/word/2018/wordml" xmlns:w16du="http://schemas.microsoft.com/office/word/2023/wordml/word16du" xmlns:w16sdtdh="http://schemas.microsoft.com/office/word/2020/wordml/sdtdatahash" xmlns:w16sdtfl="http://schemas.microsoft.com/office/word/2024/wordml/sdtformatlock" xmlns:w16se="http://schemas.microsoft.com/office/word/2015/wordml/symex" mc:Ignorable="w14 w15 w16se w16cid w16 w16cex w16sdtdh w16sdtfl w16du">
+<w:styles xmlns:mc="http://schemas.openxmlformats.org/markup-compatibility/2006" xmlns:r="http://schemas.openxmlformats.org/officeDocument/2006/relationships" xmlns:w="http://schemas.openxmlformats.org/wordprocessingml/2006/main" xmlns:w14="http://schemas.microsoft.com/office/word/2010/wordml" xmlns:w15="http://schemas.microsoft.com/office/word/2012/wordml" xmlns:w16cex="http://schemas.microsoft.com/office/word/2018/wordml/cex" xmlns:w16cid="http://schemas.microsoft.com/office/word/2016/wordml/cid" xmlns:w16="http://schemas.microsoft.com/office/word/2018/wordml" xmlns:w16sdtdh="http://schemas.microsoft.com/office/word/2020/wordml/sdtdatahash" xmlns:w16se="http://schemas.microsoft.com/office/word/2015/wordml/symex" mc:Ignorable="w14 w15 w16se w16cid w16 w16cex w16sdtdh">
   <w:docDefaults>
     <w:rPrDefault>
       <w:rPr>
@@ -3407,9 +4099,9 @@
           <c:invertIfNegative val="0"/>
           <c:cat>
             <c:strRef>
-              <c:f>Sheet1!$A$2:$A$8</c:f>
+              <c:f>Sheet1!$A$2:$A$12</c:f>
               <c:strCache>
-                <c:ptCount val="7"/>
+                <c:ptCount val="11"/>
                 <c:pt idx="0">
                   <c:v>T1</c:v>
                 </c:pt>
@@ -3431,34 +4123,58 @@
                 <c:pt idx="6">
                   <c:v>T7</c:v>
                 </c:pt>
+                <c:pt idx="7">
+                  <c:v>T8</c:v>
+                </c:pt>
+                <c:pt idx="8">
+                  <c:v>T9</c:v>
+                </c:pt>
+                <c:pt idx="9">
+                  <c:v>T10</c:v>
+                </c:pt>
+                <c:pt idx="10">
+                  <c:v>T11</c:v>
+                </c:pt>
               </c:strCache>
             </c:strRef>
           </c:cat>
           <c:val>
             <c:numRef>
-              <c:f>Sheet1!$B$2:$B$8</c:f>
+              <c:f>Sheet1!$B$2:$B$12</c:f>
               <c:numCache>
                 <c:formatCode>General</c:formatCode>
-                <c:ptCount val="7"/>
+                <c:ptCount val="11"/>
                 <c:pt idx="0">
                   <c:v>0</c:v>
                 </c:pt>
                 <c:pt idx="1">
-                  <c:v>1</c:v>
+                  <c:v>0</c:v>
                 </c:pt>
                 <c:pt idx="2">
                   <c:v>0</c:v>
                 </c:pt>
                 <c:pt idx="3">
-                  <c:v>1</c:v>
+                  <c:v>0</c:v>
                 </c:pt>
                 <c:pt idx="4">
                   <c:v>0</c:v>
                 </c:pt>
                 <c:pt idx="5">
+                  <c:v>0</c:v>
+                </c:pt>
+                <c:pt idx="6">
+                  <c:v>0</c:v>
+                </c:pt>
+                <c:pt idx="7">
+                  <c:v>0</c:v>
+                </c:pt>
+                <c:pt idx="8">
                   <c:v>2</c:v>
                 </c:pt>
-                <c:pt idx="6">
+                <c:pt idx="9">
+                  <c:v>2</c:v>
+                </c:pt>
+                <c:pt idx="10">
                   <c:v>0</c:v>
                 </c:pt>
               </c:numCache>
@@ -3504,9 +4220,9 @@
           <c:invertIfNegative val="0"/>
           <c:cat>
             <c:strRef>
-              <c:f>Sheet1!$A$2:$A$8</c:f>
+              <c:f>Sheet1!$A$2:$A$12</c:f>
               <c:strCache>
-                <c:ptCount val="7"/>
+                <c:ptCount val="11"/>
                 <c:pt idx="0">
                   <c:v>T1</c:v>
                 </c:pt>
@@ -3528,35 +4244,56 @@
                 <c:pt idx="6">
                   <c:v>T7</c:v>
                 </c:pt>
+                <c:pt idx="7">
+                  <c:v>T8</c:v>
+                </c:pt>
+                <c:pt idx="8">
+                  <c:v>T9</c:v>
+                </c:pt>
+                <c:pt idx="9">
+                  <c:v>T10</c:v>
+                </c:pt>
+                <c:pt idx="10">
+                  <c:v>T11</c:v>
+                </c:pt>
               </c:strCache>
             </c:strRef>
           </c:cat>
           <c:val>
             <c:numRef>
-              <c:f>Sheet1!$C$2:$C$8</c:f>
+              <c:f>Sheet1!$C$2:$C$12</c:f>
               <c:numCache>
                 <c:formatCode>General</c:formatCode>
-                <c:ptCount val="7"/>
+                <c:ptCount val="11"/>
                 <c:pt idx="0">
-                  <c:v>1</c:v>
+                  <c:v>0</c:v>
                 </c:pt>
                 <c:pt idx="1">
-                  <c:v>3</c:v>
+                  <c:v>0</c:v>
                 </c:pt>
                 <c:pt idx="2">
-                  <c:v>1</c:v>
+                  <c:v>0</c:v>
                 </c:pt>
                 <c:pt idx="3">
-                  <c:v>1</c:v>
+                  <c:v>0</c:v>
                 </c:pt>
                 <c:pt idx="4">
-                  <c:v>1</c:v>
+                  <c:v>0</c:v>
                 </c:pt>
                 <c:pt idx="5">
-                  <c:v>1</c:v>
+                  <c:v>0</c:v>
                 </c:pt>
                 <c:pt idx="6">
-                  <c:v>4</c:v>
+                  <c:v>0</c:v>
+                </c:pt>
+                <c:pt idx="7">
+                  <c:v>0</c:v>
+                </c:pt>
+                <c:pt idx="8">
+                  <c:v>2</c:v>
+                </c:pt>
+                <c:pt idx="9">
+                  <c:v>0</c:v>
                 </c:pt>
               </c:numCache>
             </c:numRef>
@@ -3755,7 +4492,6 @@
     </c:plotArea>
     <c:plotVisOnly val="1"/>
     <c:dispBlanksAs val="gap"/>
-    <c:showDLblsOverMax val="0"/>
     <c:extLst>
       <c:ext xmlns:c16r3="http://schemas.microsoft.com/office/drawing/2017/03/chart" uri="{56B9EC1D-385E-4148-901F-78D8002777C0}">
         <c16r3:dataDisplayOptions16>
@@ -3763,6 +4499,7 @@
         </c16r3:dataDisplayOptions16>
       </c:ext>
     </c:extLst>
+    <c:showDLblsOverMax val="0"/>
   </c:chart>
   <c:spPr>
     <a:solidFill>
